--- a/nomenclature_parser/out/latest/Sommaire Nomenclature Hub.docx
+++ b/nomenclature_parser/out/latest/Sommaire Nomenclature Hub.docx
@@ -61,216 +61,6 @@
           <w:p>
             <w:r>
               <w:t>Référentiel d'origine de la norme</w:t>
-            </w:r>
-          </w:p>
-        </w:tc>
-      </w:tr>
-      <w:tr>
-        <w:tc>
-          <w:tcPr>
-            <w:tcW w:type="dxa" w:w="2160"/>
-          </w:tcPr>
-          <w:p>
-            <w:r>
-              <w:t>EMSI-RESOURCE.RTYPE.CAPABILITY</w:t>
-            </w:r>
-          </w:p>
-        </w:tc>
-        <w:tc>
-          <w:tcPr>
-            <w:tcW w:type="dxa" w:w="2160"/>
-          </w:tcPr>
-          <w:p>
-            <w:r>
-              <w:t>RESOURCE.RTYPE.CAPABILITY</w:t>
-            </w:r>
-          </w:p>
-        </w:tc>
-        <w:tc>
-          <w:tcPr>
-            <w:tcW w:type="dxa" w:w="2160"/>
-          </w:tcPr>
-          <w:p>
-            <w:r>
-              <w:t>EMSI-RESOURCE.RTYPE.CAPABILITY</w:t>
-            </w:r>
-          </w:p>
-        </w:tc>
-        <w:tc>
-          <w:tcPr>
-            <w:tcW w:type="dxa" w:w="2160"/>
-          </w:tcPr>
-          <w:p>
-            <w:r>
-              <w:t>EMSI</w:t>
-            </w:r>
-          </w:p>
-        </w:tc>
-      </w:tr>
-      <w:tr>
-        <w:tc>
-          <w:tcPr>
-            <w:tcW w:type="dxa" w:w="2160"/>
-          </w:tcPr>
-          <w:p>
-            <w:r>
-              <w:t>EMSI-RESOURCE.RTYPE.CLASS</w:t>
-            </w:r>
-          </w:p>
-        </w:tc>
-        <w:tc>
-          <w:tcPr>
-            <w:tcW w:type="dxa" w:w="2160"/>
-          </w:tcPr>
-          <w:p>
-            <w:r>
-              <w:t>RESOURCE.RTYPE.CLASS</w:t>
-            </w:r>
-          </w:p>
-        </w:tc>
-        <w:tc>
-          <w:tcPr>
-            <w:tcW w:type="dxa" w:w="2160"/>
-          </w:tcPr>
-          <w:p>
-            <w:r>
-              <w:t>EMSI-RESOURCE.RTYPE.CLASS</w:t>
-            </w:r>
-          </w:p>
-        </w:tc>
-        <w:tc>
-          <w:tcPr>
-            <w:tcW w:type="dxa" w:w="2160"/>
-          </w:tcPr>
-          <w:p>
-            <w:r>
-              <w:t>EMSI</w:t>
-            </w:r>
-          </w:p>
-        </w:tc>
-      </w:tr>
-      <w:tr>
-        <w:tc>
-          <w:tcPr>
-            <w:tcW w:type="dxa" w:w="2160"/>
-          </w:tcPr>
-          <w:p>
-            <w:r>
-              <w:t>EMSI-RESOURCE.UM</w:t>
-            </w:r>
-          </w:p>
-        </w:tc>
-        <w:tc>
-          <w:tcPr>
-            <w:tcW w:type="dxa" w:w="2160"/>
-          </w:tcPr>
-          <w:p>
-            <w:r>
-              <w:t>RESOURCE.UM</w:t>
-            </w:r>
-          </w:p>
-        </w:tc>
-        <w:tc>
-          <w:tcPr>
-            <w:tcW w:type="dxa" w:w="2160"/>
-          </w:tcPr>
-          <w:p>
-            <w:r>
-              <w:t>EMSI-RESOURCE.UM</w:t>
-            </w:r>
-          </w:p>
-        </w:tc>
-        <w:tc>
-          <w:tcPr>
-            <w:tcW w:type="dxa" w:w="2160"/>
-          </w:tcPr>
-          <w:p>
-            <w:r>
-              <w:t>EMSI</w:t>
-            </w:r>
-          </w:p>
-        </w:tc>
-      </w:tr>
-      <w:tr>
-        <w:tc>
-          <w:tcPr>
-            <w:tcW w:type="dxa" w:w="2160"/>
-          </w:tcPr>
-          <w:p>
-            <w:r>
-              <w:t>EMSI-RGEO.POSITION.TYPE</w:t>
-            </w:r>
-          </w:p>
-        </w:tc>
-        <w:tc>
-          <w:tcPr>
-            <w:tcW w:type="dxa" w:w="2160"/>
-          </w:tcPr>
-          <w:p>
-            <w:r>
-              <w:t>RGEO.POSITION.TYPE</w:t>
-            </w:r>
-          </w:p>
-        </w:tc>
-        <w:tc>
-          <w:tcPr>
-            <w:tcW w:type="dxa" w:w="2160"/>
-          </w:tcPr>
-          <w:p>
-            <w:r>
-              <w:t>EMSI-RGEO.POSITION.TYPE</w:t>
-            </w:r>
-          </w:p>
-        </w:tc>
-        <w:tc>
-          <w:tcPr>
-            <w:tcW w:type="dxa" w:w="2160"/>
-          </w:tcPr>
-          <w:p>
-            <w:r>
-              <w:t>EMSI</w:t>
-            </w:r>
-          </w:p>
-        </w:tc>
-      </w:tr>
-      <w:tr>
-        <w:tc>
-          <w:tcPr>
-            <w:tcW w:type="dxa" w:w="2160"/>
-          </w:tcPr>
-          <w:p>
-            <w:r>
-              <w:t>EMSI-MISSION.TYPE</w:t>
-            </w:r>
-          </w:p>
-        </w:tc>
-        <w:tc>
-          <w:tcPr>
-            <w:tcW w:type="dxa" w:w="2160"/>
-          </w:tcPr>
-          <w:p>
-            <w:r>
-              <w:t>MISSION.TYPE</w:t>
-            </w:r>
-          </w:p>
-        </w:tc>
-        <w:tc>
-          <w:tcPr>
-            <w:tcW w:type="dxa" w:w="2160"/>
-          </w:tcPr>
-          <w:p>
-            <w:r>
-              <w:t>EMSI-MISSION.TYPE</w:t>
-            </w:r>
-          </w:p>
-        </w:tc>
-        <w:tc>
-          <w:tcPr>
-            <w:tcW w:type="dxa" w:w="2160"/>
-          </w:tcPr>
-          <w:p>
-            <w:r>
-              <w:t>EMSI</w:t>
             </w:r>
           </w:p>
         </w:tc>
@@ -765,6 +555,90 @@
           <w:p>
             <w:r>
               <w:t>EMSI-EVENT.ETYPE.CATEGORY</w:t>
+            </w:r>
+          </w:p>
+        </w:tc>
+        <w:tc>
+          <w:tcPr>
+            <w:tcW w:type="dxa" w:w="2160"/>
+          </w:tcPr>
+          <w:p>
+            <w:r>
+              <w:t>EMSI</w:t>
+            </w:r>
+          </w:p>
+        </w:tc>
+      </w:tr>
+      <w:tr>
+        <w:tc>
+          <w:tcPr>
+            <w:tcW w:type="dxa" w:w="2160"/>
+          </w:tcPr>
+          <w:p>
+            <w:r>
+              <w:t>EMSI-RGEO.POSITION.TYPE</w:t>
+            </w:r>
+          </w:p>
+        </w:tc>
+        <w:tc>
+          <w:tcPr>
+            <w:tcW w:type="dxa" w:w="2160"/>
+          </w:tcPr>
+          <w:p>
+            <w:r>
+              <w:t>RGEO.POSITION.TYPE</w:t>
+            </w:r>
+          </w:p>
+        </w:tc>
+        <w:tc>
+          <w:tcPr>
+            <w:tcW w:type="dxa" w:w="2160"/>
+          </w:tcPr>
+          <w:p>
+            <w:r>
+              <w:t>EMSI-RGEO.POSITION.TYPE</w:t>
+            </w:r>
+          </w:p>
+        </w:tc>
+        <w:tc>
+          <w:tcPr>
+            <w:tcW w:type="dxa" w:w="2160"/>
+          </w:tcPr>
+          <w:p>
+            <w:r>
+              <w:t>EMSI</w:t>
+            </w:r>
+          </w:p>
+        </w:tc>
+      </w:tr>
+      <w:tr>
+        <w:tc>
+          <w:tcPr>
+            <w:tcW w:type="dxa" w:w="2160"/>
+          </w:tcPr>
+          <w:p>
+            <w:r>
+              <w:t>EMSI-MISSION.TYPE</w:t>
+            </w:r>
+          </w:p>
+        </w:tc>
+        <w:tc>
+          <w:tcPr>
+            <w:tcW w:type="dxa" w:w="2160"/>
+          </w:tcPr>
+          <w:p>
+            <w:r>
+              <w:t>MISSION.TYPE</w:t>
+            </w:r>
+          </w:p>
+        </w:tc>
+        <w:tc>
+          <w:tcPr>
+            <w:tcW w:type="dxa" w:w="2160"/>
+          </w:tcPr>
+          <w:p>
+            <w:r>
+              <w:t>EMSI-MISSION.TYPE</w:t>
             </w:r>
           </w:p>
         </w:tc>
@@ -2627,6 +2501,132 @@
           </w:p>
         </w:tc>
       </w:tr>
+      <w:tr>
+        <w:tc>
+          <w:tcPr>
+            <w:tcW w:type="dxa" w:w="2160"/>
+          </w:tcPr>
+          <w:p>
+            <w:r>
+              <w:t>EMSI-RESOURCE.RTYPE.CAPABILITY</w:t>
+            </w:r>
+          </w:p>
+        </w:tc>
+        <w:tc>
+          <w:tcPr>
+            <w:tcW w:type="dxa" w:w="2160"/>
+          </w:tcPr>
+          <w:p>
+            <w:r>
+              <w:t>RESOURCE.RTYPE.CAPABILITY</w:t>
+            </w:r>
+          </w:p>
+        </w:tc>
+        <w:tc>
+          <w:tcPr>
+            <w:tcW w:type="dxa" w:w="2160"/>
+          </w:tcPr>
+          <w:p>
+            <w:r>
+              <w:t>EMSI-RESOURCE.RTYPE.CAPABILITY</w:t>
+            </w:r>
+          </w:p>
+        </w:tc>
+        <w:tc>
+          <w:tcPr>
+            <w:tcW w:type="dxa" w:w="2160"/>
+          </w:tcPr>
+          <w:p>
+            <w:r>
+              <w:t>EMSI</w:t>
+            </w:r>
+          </w:p>
+        </w:tc>
+      </w:tr>
+      <w:tr>
+        <w:tc>
+          <w:tcPr>
+            <w:tcW w:type="dxa" w:w="2160"/>
+          </w:tcPr>
+          <w:p>
+            <w:r>
+              <w:t>EMSI-RESOURCE.RTYPE.CLASS</w:t>
+            </w:r>
+          </w:p>
+        </w:tc>
+        <w:tc>
+          <w:tcPr>
+            <w:tcW w:type="dxa" w:w="2160"/>
+          </w:tcPr>
+          <w:p>
+            <w:r>
+              <w:t>RESOURCE.RTYPE.CLASS</w:t>
+            </w:r>
+          </w:p>
+        </w:tc>
+        <w:tc>
+          <w:tcPr>
+            <w:tcW w:type="dxa" w:w="2160"/>
+          </w:tcPr>
+          <w:p>
+            <w:r>
+              <w:t>EMSI-RESOURCE.RTYPE.CLASS</w:t>
+            </w:r>
+          </w:p>
+        </w:tc>
+        <w:tc>
+          <w:tcPr>
+            <w:tcW w:type="dxa" w:w="2160"/>
+          </w:tcPr>
+          <w:p>
+            <w:r>
+              <w:t>EMSI</w:t>
+            </w:r>
+          </w:p>
+        </w:tc>
+      </w:tr>
+      <w:tr>
+        <w:tc>
+          <w:tcPr>
+            <w:tcW w:type="dxa" w:w="2160"/>
+          </w:tcPr>
+          <w:p>
+            <w:r>
+              <w:t>EMSI-RESOURCE.UM</w:t>
+            </w:r>
+          </w:p>
+        </w:tc>
+        <w:tc>
+          <w:tcPr>
+            <w:tcW w:type="dxa" w:w="2160"/>
+          </w:tcPr>
+          <w:p>
+            <w:r>
+              <w:t>RESOURCE.UM</w:t>
+            </w:r>
+          </w:p>
+        </w:tc>
+        <w:tc>
+          <w:tcPr>
+            <w:tcW w:type="dxa" w:w="2160"/>
+          </w:tcPr>
+          <w:p>
+            <w:r>
+              <w:t>EMSI-RESOURCE.UM</w:t>
+            </w:r>
+          </w:p>
+        </w:tc>
+        <w:tc>
+          <w:tcPr>
+            <w:tcW w:type="dxa" w:w="2160"/>
+          </w:tcPr>
+          <w:p>
+            <w:r>
+              <w:t>EMSI</w:t>
+            </w:r>
+          </w:p>
+        </w:tc>
+      </w:tr>
     </w:tbl>
     <w:sectPr>
       <w:pgSz w:w="12240" w:h="15840"/>
